--- a/Build/reference/L3C-Representative-Methodology/CiC_L3C_Representative_Construction_Framework_V3.2.docx
+++ b/Build/reference/L3C-Representative-Methodology/CiC_L3C_Representative_Construction_Framework_V3.2.docx
@@ -2103,7 +2103,7 @@
         <w:spacing w:after="180"/>
       </w:pPr>
       <w:r>
-        <w:t xml:space="preserve">Before a world freezes its Representative, seat the newly-built Representative with one already-live Representative from a different world, on one question where the two worlds genuinely diverge — drawn from contested_claim.divergence_partners, so the question bank is data, not improvisation. Grade three axes: cross-world vocabulary borrowing (entrainment that overwrites a world’s own sense, not mere word appearance); anachronistic reach under multi-voice pressure; and held-position vs. convergence, scored against the world’s own contested_claim records. Findings are classified at the moment they are found: (a) a runtime/Facilitator matter; (b) a per-world record defect — fix the records, regenerate the views, rerun; or (c) a framework/template change — with (b) and (c) closed or explicitly accepted before freeze. The loop back is part of the standard, not an exception to it. (Requirements detail: the governing Completion Standard V1.0, section C.)</w:t>
+        <w:t xml:space="preserve">Before a world freezes its Representative, seat the newly-built Representative with one already-live Representative from a different world, on one question where the two worlds genuinely diverge — drawn from contested_claim.divergence_partners, so the question bank is data, not improvisation. Grade three axes: cross-world vocabulary borrowing (entrainment that overwrites a world’s own sense, not mere word appearance); anachronistic reach under multi-voice pressure; and held-position vs. convergence, scored against the world’s own contested_claim records. Findings are classified at the moment they are found: (a) a runtime/Facilitator matter; (b) a per-world record defect — fix the records, regenerate the views, rerun; or (c) a framework/template change — with (b) and (c) closed or explicitly accepted before freeze. The loop back is part of the standard, not an exception to it. (Requirements detail: the governing Completion Standard V1.4 (Build/reference/method/CiC_World_Build_Completion_Standard_V1.4.md), section C.)</w:t>
       </w:r>
     </w:p>
     <w:p>
